--- a/labmid/task_management/documentation.docx
+++ b/labmid/task_management/documentation.docx
@@ -2,6 +2,16 @@
 <file path=word/document.xml><?xml version="1.0" encoding="utf-8"?>
 <w:document xmlns:wpc="http://schemas.microsoft.com/office/word/2010/wordprocessingCanvas" xmlns:mc="http://schemas.openxmlformats.org/markup-compatibility/2006" xmlns:o="urn:schemas-microsoft-com:office:office" xmlns:r="http://schemas.openxmlformats.org/officeDocument/2006/relationships" xmlns:m="http://schemas.openxmlformats.org/officeDocument/2006/math" xmlns:v="urn:schemas-microsoft-com:vml" xmlns:wp14="http://schemas.microsoft.com/office/word/2010/wordprocessingDrawing" xmlns:wp="http://schemas.openxmlformats.org/drawingml/2006/wordprocessingDrawing" xmlns:w10="urn:schemas-microsoft-com:office:word" xmlns:w="http://schemas.openxmlformats.org/wordprocessingml/2006/main" xmlns:w14="http://schemas.microsoft.com/office/word/2010/wordml" xmlns:wpg="http://schemas.microsoft.com/office/word/2010/wordprocessingGroup" xmlns:wpi="http://schemas.microsoft.com/office/word/2010/wordprocessingInk" xmlns:wne="http://schemas.microsoft.com/office/word/2006/wordml" xmlns:wps="http://schemas.microsoft.com/office/word/2010/wordprocessingShape" mc:Ignorable="w14 wp14">
   <w:body>
+    <w:p>
+      <w:pPr>
+        <w:rPr>
+          <w:rFonts w:ascii="Cascadia Mono" w:hAnsi="Cascadia Mono" w:cs="Cascadia Mono"/>
+          <w:color w:val="000000"/>
+          <w:sz w:val="36"/>
+          <w:szCs w:val="36"/>
+        </w:rPr>
+      </w:pPr>
+    </w:p>
     <w:p>
       <w:pPr>
         <w:rPr>
@@ -180,17 +190,7 @@
           <w:sz w:val="28"/>
           <w:szCs w:val="28"/>
         </w:rPr>
-        <w:t xml:space="preserve">   </w:t>
-      </w:r>
-      <w:r>
-        <w:rPr>
-          <w:rFonts w:ascii="Cascadia Mono" w:hAnsi="Cascadia Mono" w:cs="Cascadia Mono"/>
-          <w:b/>
-          <w:color w:val="000000"/>
-          <w:sz w:val="28"/>
-          <w:szCs w:val="28"/>
-        </w:rPr>
-        <w:t>Name:</w:t>
+        <w:t xml:space="preserve">   Name:</w:t>
       </w:r>
       <w:r>
         <w:rPr>
@@ -229,17 +229,7 @@
           <w:sz w:val="28"/>
           <w:szCs w:val="28"/>
         </w:rPr>
-        <w:t xml:space="preserve">   </w:t>
-      </w:r>
-      <w:r>
-        <w:rPr>
-          <w:rFonts w:ascii="Cascadia Mono" w:hAnsi="Cascadia Mono" w:cs="Cascadia Mono"/>
-          <w:b/>
-          <w:color w:val="000000"/>
-          <w:sz w:val="28"/>
-          <w:szCs w:val="28"/>
-        </w:rPr>
-        <w:t>Reg no:</w:t>
+        <w:t xml:space="preserve">   Reg no:</w:t>
       </w:r>
       <w:r>
         <w:rPr>
@@ -278,8 +268,18 @@
           <w:sz w:val="28"/>
           <w:szCs w:val="28"/>
         </w:rPr>
-        <w:t xml:space="preserve">   </w:t>
+        <w:t xml:space="preserve">   Subject:       Mobile Application Development</w:t>
       </w:r>
+    </w:p>
+    <w:p>
+      <w:pPr>
+        <w:rPr>
+          <w:rFonts w:ascii="Cascadia Mono" w:hAnsi="Cascadia Mono" w:cs="Cascadia Mono"/>
+          <w:color w:val="000000"/>
+          <w:sz w:val="28"/>
+          <w:szCs w:val="28"/>
+        </w:rPr>
+      </w:pPr>
       <w:r>
         <w:rPr>
           <w:rFonts w:ascii="Cascadia Mono" w:hAnsi="Cascadia Mono" w:cs="Cascadia Mono"/>
@@ -288,37 +288,7 @@
           <w:sz w:val="28"/>
           <w:szCs w:val="28"/>
         </w:rPr>
-        <w:t>Subject:       Mobile Application Development</w:t>
-      </w:r>
-    </w:p>
-    <w:p>
-      <w:pPr>
-        <w:rPr>
-          <w:rFonts w:ascii="Cascadia Mono" w:hAnsi="Cascadia Mono" w:cs="Cascadia Mono"/>
-          <w:color w:val="000000"/>
-          <w:sz w:val="28"/>
-          <w:szCs w:val="28"/>
-        </w:rPr>
-      </w:pPr>
-      <w:r>
-        <w:rPr>
-          <w:rFonts w:ascii="Cascadia Mono" w:hAnsi="Cascadia Mono" w:cs="Cascadia Mono"/>
-          <w:b/>
-          <w:color w:val="000000"/>
-          <w:sz w:val="28"/>
-          <w:szCs w:val="28"/>
-        </w:rPr>
-        <w:t xml:space="preserve">   </w:t>
-      </w:r>
-      <w:r>
-        <w:rPr>
-          <w:rFonts w:ascii="Cascadia Mono" w:hAnsi="Cascadia Mono" w:cs="Cascadia Mono"/>
-          <w:b/>
-          <w:color w:val="000000"/>
-          <w:sz w:val="28"/>
-          <w:szCs w:val="28"/>
-        </w:rPr>
-        <w:t>Submitted to :</w:t>
+        <w:t xml:space="preserve">   Submitted to :</w:t>
       </w:r>
       <w:r>
         <w:rPr>
@@ -358,17 +328,7 @@
           <w:sz w:val="28"/>
           <w:szCs w:val="28"/>
         </w:rPr>
-        <w:t xml:space="preserve">   </w:t>
-      </w:r>
-      <w:r>
-        <w:rPr>
-          <w:rFonts w:ascii="Cascadia Mono" w:hAnsi="Cascadia Mono" w:cs="Cascadia Mono"/>
-          <w:b/>
-          <w:color w:val="000000"/>
-          <w:sz w:val="28"/>
-          <w:szCs w:val="28"/>
-        </w:rPr>
-        <w:t>University:</w:t>
+        <w:t xml:space="preserve">   University:</w:t>
       </w:r>
       <w:r>
         <w:rPr>
@@ -411,18 +371,7 @@
           <w:sz w:val="28"/>
           <w:szCs w:val="28"/>
         </w:rPr>
-        <w:t xml:space="preserve">                                   </w:t>
-      </w:r>
-      <w:r>
-        <w:rPr>
-          <w:rFonts w:ascii="Times New Roman" w:eastAsia="Times New Roman" w:hAnsi="Times New Roman" w:cs="Times New Roman"/>
-          <w:b/>
-          <w:bCs/>
-          <w:kern w:val="36"/>
-          <w:sz w:val="28"/>
-          <w:szCs w:val="28"/>
-        </w:rPr>
-        <w:t xml:space="preserve">       </w:t>
+        <w:t xml:space="preserve">                                          </w:t>
       </w:r>
       <w:r>
         <w:rPr>
@@ -2196,7 +2145,7 @@
     <w:p>
       <w:r>
         <w:pict>
-          <v:rect id="_x0000_i1035" style="width:0;height:1.5pt" o:hralign="center" o:hrstd="t" o:hr="t" fillcolor="#a0a0a0" stroked="f"/>
+          <v:rect id="_x0000_i1034" style="width:0;height:1.5pt" o:hralign="center" o:hrstd="t" o:hr="t" fillcolor="#a0a0a0" stroked="f"/>
         </w:pict>
       </w:r>
     </w:p>
@@ -2520,7 +2469,7 @@
     <w:p>
       <w:r>
         <w:pict>
-          <v:rect id="_x0000_i1036" style="width:0;height:1.5pt" o:hralign="center" o:hrstd="t" o:hr="t" fillcolor="#a0a0a0" stroked="f"/>
+          <v:rect id="_x0000_i1035" style="width:0;height:1.5pt" o:hralign="center" o:hrstd="t" o:hr="t" fillcolor="#a0a0a0" stroked="f"/>
         </w:pict>
       </w:r>
     </w:p>
@@ -2749,7 +2698,7 @@
     <w:p>
       <w:r>
         <w:pict>
-          <v:rect id="_x0000_i1034" style="width:0;height:1.5pt" o:hralign="center" o:hrstd="t" o:hr="t" fillcolor="#a0a0a0" stroked="f"/>
+          <v:rect id="_x0000_i1036" style="width:0;height:1.5pt" o:hralign="center" o:hrstd="t" o:hr="t" fillcolor="#a0a0a0" stroked="f"/>
         </w:pict>
       </w:r>
     </w:p>
@@ -2765,8 +2714,6 @@
         </w:rPr>
         <w:t>8</w:t>
       </w:r>
-      <w:bookmarkStart w:id="0" w:name="_GoBack"/>
-      <w:bookmarkEnd w:id="0"/>
       <w:r>
         <w:rPr>
           <w:rStyle w:val="Strong"/>
@@ -2856,6 +2803,156 @@
       </w:r>
       <w:r>
         <w:t>, live updates, and automated reminders.</w:t>
+      </w:r>
+    </w:p>
+    <w:p>
+      <w:pPr>
+        <w:pStyle w:val="NormalWeb"/>
+      </w:pPr>
+    </w:p>
+    <w:p>
+      <w:pPr>
+        <w:pStyle w:val="NormalWeb"/>
+      </w:pPr>
+    </w:p>
+    <w:p>
+      <w:pPr>
+        <w:pStyle w:val="NormalWeb"/>
+      </w:pPr>
+    </w:p>
+    <w:p>
+      <w:pPr>
+        <w:pStyle w:val="NormalWeb"/>
+      </w:pPr>
+    </w:p>
+    <w:p>
+      <w:pPr>
+        <w:pStyle w:val="NormalWeb"/>
+      </w:pPr>
+    </w:p>
+    <w:p>
+      <w:pPr>
+        <w:pStyle w:val="NormalWeb"/>
+      </w:pPr>
+    </w:p>
+    <w:p>
+      <w:pPr>
+        <w:pStyle w:val="NormalWeb"/>
+        <w:rPr>
+          <w:b/>
+          <w:color w:val="4F81BD" w:themeColor="accent1"/>
+        </w:rPr>
+      </w:pPr>
+      <w:r>
+        <w:rPr>
+          <w:b/>
+          <w:color w:val="4F81BD" w:themeColor="accent1"/>
+        </w:rPr>
+        <w:lastRenderedPageBreak/>
+        <w:t>9.</w:t>
+      </w:r>
+      <w:r>
+        <w:rPr>
+          <w:b/>
+          <w:color w:val="4F81BD" w:themeColor="accent1"/>
+        </w:rPr>
+        <w:t>Diagram</w:t>
+      </w:r>
+      <w:r>
+        <w:rPr>
+          <w:b/>
+          <w:color w:val="4F81BD" w:themeColor="accent1"/>
+        </w:rPr>
+        <w:t xml:space="preserve"> </w:t>
+      </w:r>
+      <w:bookmarkStart w:id="0" w:name="_GoBack"/>
+      <w:bookmarkEnd w:id="0"/>
+      <w:r>
+        <w:rPr>
+          <w:b/>
+          <w:color w:val="4F81BD" w:themeColor="accent1"/>
+        </w:rPr>
+        <w:t>DFD</w:t>
+      </w:r>
+      <w:r>
+        <w:rPr>
+          <w:b/>
+          <w:color w:val="4F81BD" w:themeColor="accent1"/>
+        </w:rPr>
+        <w:t>:</w:t>
+      </w:r>
+    </w:p>
+    <w:p>
+      <w:pPr>
+        <w:pStyle w:val="NormalWeb"/>
+      </w:pPr>
+      <w:r>
+        <w:rPr>
+          <w:noProof/>
+        </w:rPr>
+        <w:drawing>
+          <wp:anchor distT="0" distB="0" distL="114300" distR="114300" simplePos="0" relativeHeight="251660288" behindDoc="1" locked="0" layoutInCell="1" allowOverlap="1" wp14:anchorId="5B8F3EF3" wp14:editId="216ECB3E">
+            <wp:simplePos x="0" y="0"/>
+            <wp:positionH relativeFrom="column">
+              <wp:posOffset>-628650</wp:posOffset>
+            </wp:positionH>
+            <wp:positionV relativeFrom="paragraph">
+              <wp:posOffset>341630</wp:posOffset>
+            </wp:positionV>
+            <wp:extent cx="6924675" cy="4810125"/>
+            <wp:effectExtent l="0" t="0" r="9525" b="9525"/>
+            <wp:wrapThrough wrapText="bothSides">
+              <wp:wrapPolygon edited="0">
+                <wp:start x="0" y="0"/>
+                <wp:lineTo x="0" y="21557"/>
+                <wp:lineTo x="21570" y="21557"/>
+                <wp:lineTo x="21570" y="0"/>
+                <wp:lineTo x="0" y="0"/>
+              </wp:wrapPolygon>
+            </wp:wrapThrough>
+            <wp:docPr id="2" name="Picture 2"/>
+            <wp:cNvGraphicFramePr>
+              <a:graphicFrameLocks xmlns:a="http://schemas.openxmlformats.org/drawingml/2006/main" noChangeAspect="1"/>
+            </wp:cNvGraphicFramePr>
+            <a:graphic xmlns:a="http://schemas.openxmlformats.org/drawingml/2006/main">
+              <a:graphicData uri="http://schemas.openxmlformats.org/drawingml/2006/picture">
+                <pic:pic xmlns:pic="http://schemas.openxmlformats.org/drawingml/2006/picture">
+                  <pic:nvPicPr>
+                    <pic:cNvPr id="0" name="ui.png"/>
+                    <pic:cNvPicPr/>
+                  </pic:nvPicPr>
+                  <pic:blipFill>
+                    <a:blip r:embed="rId8">
+                      <a:extLst>
+                        <a:ext uri="{28A0092B-C50C-407E-A947-70E740481C1C}">
+                          <a14:useLocalDpi xmlns:a14="http://schemas.microsoft.com/office/drawing/2010/main" val="0"/>
+                        </a:ext>
+                      </a:extLst>
+                    </a:blip>
+                    <a:stretch>
+                      <a:fillRect/>
+                    </a:stretch>
+                  </pic:blipFill>
+                  <pic:spPr>
+                    <a:xfrm>
+                      <a:off x="0" y="0"/>
+                      <a:ext cx="6924675" cy="4810125"/>
+                    </a:xfrm>
+                    <a:prstGeom prst="rect">
+                      <a:avLst/>
+                    </a:prstGeom>
+                  </pic:spPr>
+                </pic:pic>
+              </a:graphicData>
+            </a:graphic>
+            <wp14:sizeRelH relativeFrom="page">
+              <wp14:pctWidth>0</wp14:pctWidth>
+            </wp14:sizeRelH>
+            <wp14:sizeRelV relativeFrom="page">
+              <wp14:pctHeight>0</wp14:pctHeight>
+            </wp14:sizeRelV>
+          </wp:anchor>
+        </w:drawing>
       </w:r>
     </w:p>
     <w:p>
@@ -17744,6 +17841,36 @@
       <w:szCs w:val="20"/>
     </w:rPr>
   </w:style>
+  <w:style w:type="paragraph" w:styleId="BalloonText">
+    <w:name w:val="Balloon Text"/>
+    <w:basedOn w:val="Normal"/>
+    <w:link w:val="BalloonTextChar"/>
+    <w:uiPriority w:val="99"/>
+    <w:semiHidden/>
+    <w:unhideWhenUsed/>
+    <w:rsid w:val="00462F15"/>
+    <w:pPr>
+      <w:spacing w:after="0" w:line="240" w:lineRule="auto"/>
+    </w:pPr>
+    <w:rPr>
+      <w:rFonts w:ascii="Tahoma" w:hAnsi="Tahoma" w:cs="Tahoma"/>
+      <w:sz w:val="16"/>
+      <w:szCs w:val="16"/>
+    </w:rPr>
+  </w:style>
+  <w:style w:type="character" w:customStyle="1" w:styleId="BalloonTextChar">
+    <w:name w:val="Balloon Text Char"/>
+    <w:basedOn w:val="DefaultParagraphFont"/>
+    <w:link w:val="BalloonText"/>
+    <w:uiPriority w:val="99"/>
+    <w:semiHidden/>
+    <w:rsid w:val="00462F15"/>
+    <w:rPr>
+      <w:rFonts w:ascii="Tahoma" w:hAnsi="Tahoma" w:cs="Tahoma"/>
+      <w:sz w:val="16"/>
+      <w:szCs w:val="16"/>
+    </w:rPr>
+  </w:style>
 </w:styles>
 </file>
 
@@ -29665,6 +29792,36 @@
       <w:rFonts w:ascii="Courier New" w:eastAsia="Times New Roman" w:hAnsi="Courier New" w:cs="Courier New"/>
       <w:sz w:val="20"/>
       <w:szCs w:val="20"/>
+    </w:rPr>
+  </w:style>
+  <w:style w:type="paragraph" w:styleId="BalloonText">
+    <w:name w:val="Balloon Text"/>
+    <w:basedOn w:val="Normal"/>
+    <w:link w:val="BalloonTextChar"/>
+    <w:uiPriority w:val="99"/>
+    <w:semiHidden/>
+    <w:unhideWhenUsed/>
+    <w:rsid w:val="00462F15"/>
+    <w:pPr>
+      <w:spacing w:after="0" w:line="240" w:lineRule="auto"/>
+    </w:pPr>
+    <w:rPr>
+      <w:rFonts w:ascii="Tahoma" w:hAnsi="Tahoma" w:cs="Tahoma"/>
+      <w:sz w:val="16"/>
+      <w:szCs w:val="16"/>
+    </w:rPr>
+  </w:style>
+  <w:style w:type="character" w:customStyle="1" w:styleId="BalloonTextChar">
+    <w:name w:val="Balloon Text Char"/>
+    <w:basedOn w:val="DefaultParagraphFont"/>
+    <w:link w:val="BalloonText"/>
+    <w:uiPriority w:val="99"/>
+    <w:semiHidden/>
+    <w:rsid w:val="00462F15"/>
+    <w:rPr>
+      <w:rFonts w:ascii="Tahoma" w:hAnsi="Tahoma" w:cs="Tahoma"/>
+      <w:sz w:val="16"/>
+      <w:szCs w:val="16"/>
     </w:rPr>
   </w:style>
 </w:styles>
@@ -29995,7 +30152,7 @@
 </file>
 
 <file path=customXml/itemProps1.xml><?xml version="1.0" encoding="utf-8"?>
-<ds:datastoreItem xmlns:ds="http://schemas.openxmlformats.org/officeDocument/2006/customXml" ds:itemID="{629A1561-A098-48B6-8F4B-BE86C9EAB9EE}">
+<ds:datastoreItem xmlns:ds="http://schemas.openxmlformats.org/officeDocument/2006/customXml" ds:itemID="{DA0CB74D-2C0A-4700-97B7-CB1A62E70174}">
   <ds:schemaRefs>
     <ds:schemaRef ds:uri="http://schemas.openxmlformats.org/officeDocument/2006/bibliography"/>
   </ds:schemaRefs>
